--- a/05 Fifth Semester/CSE 3102 Computer Graphics Lab/Project/Train_Animation_Project_Report.docx
+++ b/05 Fifth Semester/CSE 3102 Computer Graphics Lab/Project/Train_Animation_Project_Report.docx
@@ -161,7 +161,25 @@
           <w:sz w:val="32"/>
           <w:szCs w:val="26"/>
         </w:rPr>
-        <w:t>What your project addresses:</w:t>
+        <w:t>What</w:t>
+      </w:r>
+      <w:r>
+        <w:rPr>
+          <w:rFonts w:ascii="Times New Roman" w:hAnsi="Times New Roman" w:cs="Times New Roman"/>
+          <w:b/>
+          <w:sz w:val="32"/>
+          <w:szCs w:val="26"/>
+        </w:rPr>
+        <w:t xml:space="preserve"> this</w:t>
+      </w:r>
+      <w:r>
+        <w:rPr>
+          <w:rFonts w:ascii="Times New Roman" w:hAnsi="Times New Roman" w:cs="Times New Roman"/>
+          <w:b/>
+          <w:sz w:val="32"/>
+          <w:szCs w:val="26"/>
+        </w:rPr>
+        <w:t xml:space="preserve"> project addresses:</w:t>
       </w:r>
     </w:p>
     <w:p>
@@ -19598,7 +19616,7 @@
           </mc:Choice>
           <mc:Fallback>
             <w:pict>
-              <v:group w14:anchorId="3580A599" id="Group 10" o:spid="_x0000_s1026" style="position:absolute;margin-left:-26.75pt;margin-top:173.3pt;width:545.35pt;height:310.55pt;z-index:251701248;mso-position-vertical-relative:page;mso-width-relative:margin;mso-height-relative:margin" coordorigin="9178" coordsize="60804,25599" o:gfxdata="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">
+              <v:group w14:anchorId="3B4447EA" id="Group 10" o:spid="_x0000_s1026" style="position:absolute;margin-left:-26.75pt;margin-top:173.3pt;width:545.35pt;height:310.55pt;z-index:251701248;mso-position-vertical-relative:page;mso-width-relative:margin;mso-height-relative:margin" coordorigin="9178" coordsize="60804,25599" o:gfxdata="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">
                 <v:shapetype id="_x0000_t75" coordsize="21600,21600" o:spt="75" o:preferrelative="t" path="m@4@5l@4@11@9@11@9@5xe" filled="f" stroked="f">
                   <v:stroke joinstyle="miter"/>
                   <v:formulas>
@@ -19706,9 +19724,11 @@
     <w:sectPr>
       <w:headerReference w:type="default" r:id="rId12"/>
       <w:footerReference w:type="default" r:id="rId13"/>
+      <w:headerReference w:type="first" r:id="rId14"/>
       <w:pgSz w:w="11906" w:h="16838" w:code="9"/>
       <w:pgMar w:top="1440" w:right="1080" w:bottom="1440" w:left="1080" w:header="864" w:footer="0" w:gutter="0"/>
       <w:cols w:space="720"/>
+      <w:titlePg/>
       <w:docGrid w:linePitch="381"/>
     </w:sectPr>
   </w:body>
@@ -19865,10 +19885,20 @@
       </w:rPr>
       <w:tab/>
     </w:r>
+  </w:p>
+</w:hdr>
+</file>
+
+<file path=word/header2.xml><?xml version="1.0" encoding="utf-8"?>
+<w:hdr xmlns:wpc="http://schemas.microsoft.com/office/word/2010/wordprocessingCanvas" xmlns:cx="http://schemas.microsoft.com/office/drawing/2014/chartex" xmlns:cx1="http://schemas.microsoft.com/office/drawing/2015/9/8/chartex" xmlns:cx2="http://schemas.microsoft.com/office/drawing/2015/10/21/chartex" xmlns:cx3="http://schemas.microsoft.com/office/drawing/2016/5/9/chartex" xmlns:cx4="http://schemas.microsoft.com/office/drawing/2016/5/10/chartex" xmlns:cx5="http://schemas.microsoft.com/office/drawing/2016/5/11/chartex" xmlns:cx6="http://schemas.microsoft.com/office/drawing/2016/5/12/chartex" xmlns:cx7="http://schemas.microsoft.com/office/drawing/2016/5/13/chartex" xmlns:cx8="http://schemas.microsoft.com/office/drawing/2016/5/14/chartex" xmlns:mc="http://schemas.openxmlformats.org/markup-compatibility/2006" xmlns:aink="http://schemas.microsoft.com/office/drawing/2016/ink" xmlns:am3d="http://schemas.microsoft.com/office/drawing/2017/model3d" xmlns:o="urn:schemas-microsoft-com:office:office" xmlns:oel="http://schemas.microsoft.com/office/2019/extlst" xmlns:r="http://schemas.openxmlformats.org/officeDocument/2006/relationships" xmlns:m="http://schemas.openxmlformats.org/officeDocument/2006/math" xmlns:v="urn:schemas-microsoft-com:vml" xmlns:wp14="http://schemas.microsoft.com/office/word/2010/wordprocessingDrawing" xmlns:wp="http://schemas.openxmlformats.org/drawingml/2006/wordprocessingDrawing" xmlns:w10="urn:schemas-microsoft-com:office:word" xmlns:w="http://schemas.openxmlformats.org/wordprocessingml/2006/main" xmlns:w14="http://schemas.microsoft.com/office/word/2010/wordml" xmlns:w15="http://schemas.microsoft.com/office/word/2012/wordml" xmlns:w16cex="http://schemas.microsoft.com/office/word/2018/wordml/cex" xmlns:w16cid="http://schemas.microsoft.com/office/word/2016/wordml/cid" xmlns:w16="http://schemas.microsoft.com/office/word/2018/wordml" xmlns:w16sdtdh="http://schemas.microsoft.com/office/word/2020/wordml/sdtdatahash" xmlns:w16se="http://schemas.microsoft.com/office/word/2015/wordml/symex" xmlns:wpg="http://schemas.microsoft.com/office/word/2010/wordprocessingGroup" xmlns:wpi="http://schemas.microsoft.com/office/word/2010/wordprocessingInk" xmlns:wne="http://schemas.microsoft.com/office/word/2006/wordml" xmlns:wps="http://schemas.microsoft.com/office/word/2010/wordprocessingShape" mc:Ignorable="w14 w15 w16se w16cid w16 w16cex w16sdtdh wp14">
+  <w:p>
+    <w:pPr>
+      <w:pStyle w:val="Header"/>
+    </w:pPr>
     <w:r>
-      <w:rPr>
-        <w:rFonts w:ascii="Century" w:hAnsi="Century"/>
-      </w:rPr>
+      <w:ptab w:relativeTo="margin" w:alignment="right" w:leader="none"/>
+    </w:r>
+    <w:r>
       <w:t>241311051</w:t>
     </w:r>
   </w:p>
